--- a/The Dolphins' View of History/chapters/27 - China, the Long Memory and the Great Leap.docx
+++ b/The Dolphins' View of History/chapters/27 - China, the Long Memory and the Great Leap.docx
@@ -18,7 +18,7 @@
           <w:sz w:val="36"/>
           <w:szCs w:val="36"/>
         </w:rPr>
-        <w:t xml:space="preserve">Chapter 27: China, the Long Memory and the Great Leap</w:t>
+        <w:t xml:space="preserve">1949 to Today: China, the Long Memory and the Great Leap</w:t>
       </w:r>
     </w:p>
     <w:p>

--- a/The Dolphins' View of History/chapters/27 - China, the Long Memory and the Great Leap.docx
+++ b/The Dolphins' View of History/chapters/27 - China, the Long Memory and the Great Leap.docx
@@ -50,15 +50,15 @@
         <w:spacing w:after="200"/>
       </w:pPr>
       <w:r>
-        <w:t xml:space="preserve">The Great Leap Forward, launched in 1958, aimed to industrialize China's economy at a speed the Soviet Union had once attempted with its own five-year plans. The policies it imposed on agriculture instead produced a famine, running from roughly 1959 to 1961, now counted among the deadliest in recorded history, its death toll caused overwhelmingly by policy rather than by drought or natural failure of the harvest.</w:t>
-      </w:r>
-    </w:p>
-    <w:p>
-      <w:pPr>
-        <w:spacing w:after="200"/>
-      </w:pPr>
-      <w:r>
-        <w:t xml:space="preserve">The Cultural Revolution, launched in 1966 and continuing in various forms until Mao's death in 1976, turned the state's organizing power against its own institutions, culture, and people: intellectuals persecuted, historical and religious sites destroyed, education disrupted for a generation — a direct, painful echo of the very cultural memory dolphin scholarship admired several chapters earlier.</w:t>
+        <w:t xml:space="preserve">The Great Leap Forward, launched in 1958, aimed to industrialize China's economy at a speed the Soviet Union had once attempted with its own five-year plans. The policies it imposed on agriculture instead produced a famine, running from roughly 1959 to 1961, that killed somewhere between fifteen and forty-five million people; most demographers put the figure near thirty million, which would make it the deadliest famine on record. The cause was overwhelmingly policy, not drought.</w:t>
+      </w:r>
+    </w:p>
+    <w:p>
+      <w:pPr>
+        <w:spacing w:after="200"/>
+      </w:pPr>
+      <w:r>
+        <w:t xml:space="preserve">The Cultural Revolution, launched in 1966 and continuing in various forms until Mao's death in 1976, turned the state's organizing power against its own institutions, culture, and people: intellectuals persecuted, historical and religious sites destroyed, education disrupted for a generation, and between several hundred thousand and about two million people killed — a direct, painful echo of the very cultural memory dolphin scholarship admired several chapters earlier.</w:t>
       </w:r>
     </w:p>
     <w:p>
@@ -78,7 +78,7 @@
         <w:spacing w:after="200"/>
       </w:pPr>
       <w:r>
-        <w:t xml:space="preserve">Deng Xiaoping's reforms, beginning in 1978 after Mao's death, opened China's economy to market mechanisms and foreign investment, producing what is likely the fastest large-scale poverty reduction in recorded history over the following four decades. That economic liberalization arrived without a matching political liberalization, a gap the 1989 crackdown on protesters in and around Tiananmen Square made unmistakable to the rest of the world.</w:t>
+        <w:t xml:space="preserve">Deng Xiaoping's reforms, beginning in 1978 after Mao's death, opened China's economy to market mechanisms and foreign investment, producing what is likely the fastest large-scale poverty reduction in recorded history over the following four decades. That economic liberalization arrived without a matching political liberalization, a gap the army made unmistakable on the night of June 3–4, 1989, when it cleared protesters from in and around Tiananmen Square. Hundreds were killed, possibly more than a thousand; there is no official count, and the event is still censored inside China.</w:t>
       </w:r>
     </w:p>
     <w:p>
@@ -122,19 +122,7 @@
         <w:spacing w:after="200"/>
       </w:pPr>
       <w:r>
-        <w:t xml:space="preserve">Dolphin scholarship registers one further complaint alongside the economic ledger, and concedes it is a more personal one than most. China has been the world's largest annual source of carbon emissions since the mid-2000s, by a growing margin over the United States in second place, and widely cited studies of mismanaged plastic waste entering the ocean have repeatedly identified China among the largest national contributors, ahead of the United States by a considerable distance on that specific measure.</w:t>
-      </w:r>
-    </w:p>
-    <w:p>
-      <w:pPr>
-        <w:spacing w:after="200"/>
-      </w:pPr>
-      <w:r>
-        <w:rPr>
-          <w:i/>
-          <w:iCs/>
-        </w:rPr>
-        <w:t xml:space="preserve">“Dolphin scholarship would like the distinction noted,” dolphin historians added. “Criticizing a country's five-year plans is analysis. Criticizing what turns up in our water is personal.”</w:t>
+        <w:t xml:space="preserve">Dolphin scholarship registers one further complaint alongside the economic ledger, and concedes it is a more personal one than most. China has been the world's largest annual source of carbon emissions since the mid-2000s, by a growing margin over the United States in second place, and a widely cited 2015 study of mismanaged plastic waste entering the ocean ranked China first. A 2021 study that modeled rivers in more detail ranked the Philippines, India, and Malaysia higher, and wealthy countries, the United States among them, had for years shipped their own plastic waste to Asia to be dealt with there.</w:t>
       </w:r>
     </w:p>
     <w:p>
